--- a/docs/reference/app-store-materials.docx
+++ b/docs/reference/app-store-materials.docx
@@ -3,68 +3,6 @@
 <w:document xmlns:w="http://schemas.openxmlformats.org/wordprocessingml/2006/main" xmlns:m="http://schemas.openxmlformats.org/officeDocument/2006/math" xmlns:r="http://schemas.openxmlformats.org/officeDocument/2006/relationships" xmlns:o="urn:schemas-microsoft-com:office:office" xmlns:v="urn:schemas-microsoft-com:vml" xmlns:w10="urn:schemas-microsoft-com:office:word" xmlns:a="http://schemas.openxmlformats.org/drawingml/2006/main" xmlns:pic="http://schemas.openxmlformats.org/drawingml/2006/picture" xmlns:wp="http://schemas.openxmlformats.org/drawingml/2006/wordprocessingDrawing">
   <w:body>
     <w:p>
-      <w:r>
-        <w:rPr>
-          <w:noProof/>
-        </w:rPr>
-        <w:drawing>
-          <wp:inline xmlns:wp="http://schemas.openxmlformats.org/drawingml/2006/wordprocessingDrawing" distT="0" distB="0" distL="0" distR="0">
-            <wp:extent cx="2400000" cy="380000"/>
-            <wp:docPr id="1" name="AILabel"/>
-            <a:graphic xmlns:a="http://schemas.openxmlformats.org/drawingml/2006/main">
-              <a:graphicData uri="http://schemas.microsoft.com/office/word/2010/wordprocessingShape">
-                <wps:wsp xmlns:wps="http://schemas.microsoft.com/office/word/2010/wordprocessingShape">
-                  <wps:cNvSpPr txBox="1"/>
-                  <wps:spPr>
-                    <a:xfrm>
-                      <a:off x="0" y="0"/>
-                      <a:ext cx="2400000" cy="380000"/>
-                    </a:xfrm>
-                    <a:prstGeom prst="rect">
-                      <a:avLst/>
-                    </a:prstGeom>
-                    <a:solidFill>
-                      <a:srgbClr val="000000">
-                        <a:alpha val="50000"/>
-                      </a:srgbClr>
-                    </a:solidFill>
-                    <a:ln w="12700">
-                      <a:solidFill>
-                        <a:srgbClr val="FFFFFF"/>
-                      </a:solidFill>
-                    </a:ln>
-                  </wps:spPr>
-                  <wps:txbx>
-                    <w:txbxContent xmlns:w="http://schemas.openxmlformats.org/wordprocessingml/2006/main">
-                      <w:p>
-                        <w:pPr>
-                          <w:jc w:val="center"/>
-                        </w:pPr>
-                        <w:r>
-                          <w:rPr>
-                            <w:b/>
-                            <w:sz w:val="28"/>
-                            <w:szCs w:val="28"/>
-                            <w:rFonts w:eastAsia="SimSun" w:ascii="Arial" w:hAnsi="Arial"/>
-                            <w:color w:val="FFFFFF"/>
-                          </w:rPr>
-                          <w:t>Contains AI-generated</w:t>
-                        </w:r>
-                      </w:p>
-                    </w:txbxContent>
-                  </wps:txbx>
-                  <wps:bodyPr anchor="ctr" anchorCtr="0" lIns="91440" tIns="45720" rIns="91440" bIns="45720">
-                    <a:noAutofit/>
-                  </wps:bodyPr>
-                </wps:wsp>
-              </a:graphicData>
-            </a:graphic>
-          </wp:inline>
-        </w:drawing>
-      </w:r>
-    </w:p>
-    <w:p/>
-    <w:p>
       <w:pPr>
         <w:pStyle w:val="Title"/>
       </w:pPr>
@@ -73,7 +11,7 @@
           <w:rFonts w:hint="eastAsia"/>
           <w:lang w:val="zh-CN"/>
         </w:rPr>
-        <w:t xml:space="preserve">橙光AI日记</w:t>
+        <w:t xml:space="preserve">AI旅行日记</w:t>
       </w:r>
     </w:p>
     <w:p>
@@ -117,6 +55,45 @@
           <w:lang w:val="zh-CN"/>
         </w:rPr>
         <w:t xml:space="preserve">2026年10月29日</w:t>
+      </w:r>
+    </w:p>
+    <w:p>
+      <w:pPr>
+        <w:pStyle w:val="BlockText"/>
+      </w:pPr>
+      <w:r>
+        <w:rPr>
+          <w:rFonts w:hint="eastAsia"/>
+          <w:lang w:val="zh-CN"/>
+        </w:rPr>
+        <w:t xml:space="preserve">最新对外版本为《上架材料简版》：</w:t>
+      </w:r>
+      <w:r>
+        <w:rPr>
+          <w:rStyle w:val="VerbatimChar"/>
+          <w:lang w:val="zh-CN"/>
+        </w:rPr>
+        <w:t xml:space="preserve">app-store-materials-brief.md</w:t>
+      </w:r>
+      <w:r>
+        <w:rPr>
+          <w:rFonts w:hint="eastAsia"/>
+          <w:lang w:val="zh-CN"/>
+        </w:rPr>
+        <w:t xml:space="preserve">及对应Word文件。当前暂不在中国大陆App</w:t>
+      </w:r>
+      <w:r>
+        <w:rPr>
+          <w:lang w:val="zh-CN"/>
+        </w:rPr>
+        <w:t xml:space="preserve"> </w:t>
+      </w:r>
+      <w:r>
+        <w:rPr>
+          <w:rFonts w:hint="eastAsia"/>
+          <w:lang w:val="zh-CN"/>
+        </w:rPr>
+        <w:t xml:space="preserve">Store上架。以下详细内容只供内部参考，不作为本次直接提交版本。</w:t>
       </w:r>
     </w:p>
     <w:bookmarkStart w:id="9" w:name="使用说明"/>
@@ -232,7 +209,7 @@
           <w:rFonts w:hint="eastAsia"/>
           <w:lang w:val="zh-CN"/>
         </w:rPr>
-        <w:t xml:space="preserve">橙光AI日记</w:t>
+        <w:t xml:space="preserve">AI旅行日记</w:t>
       </w:r>
     </w:p>
     <w:p>
@@ -256,7 +233,7 @@
         <w:rPr>
           <w:lang w:val="zh-CN"/>
         </w:rPr>
-        <w:t xml:space="preserve">Orange Glow: Photo Journal</w:t>
+        <w:t xml:space="preserve">AI Travel Diary</w:t>
       </w:r>
     </w:p>
     <w:p>
@@ -554,7 +531,7 @@
           <w:rFonts w:hint="eastAsia"/>
           <w:lang w:val="zh-CN"/>
         </w:rPr>
-        <w:t xml:space="preserve">橙光AI日记帮你把旅行照片整理成可以阅读、修改和收藏的图文游记。让照片不只停留在相册里，也让那些值得记住的瞬间，有自己的故事。</w:t>
+        <w:t xml:space="preserve">AI旅行日记帮你把旅行照片整理成可以阅读、修改和收藏的图文游记。让照片不只停留在相册里，也让那些值得记住的瞬间，有自己的故事。</w:t>
       </w:r>
     </w:p>
     <w:p>
@@ -686,6 +663,18 @@
           <w:rFonts w:hint="eastAsia"/>
           <w:lang w:val="zh-CN"/>
         </w:rPr>
+        <w:t xml:space="preserve">日记与AI配图提供来源提示；使用AI配图制作的明信片在保存或分享时保留标识。</w:t>
+      </w:r>
+    </w:p>
+    <w:p>
+      <w:pPr>
+        <w:pStyle w:val="BodyText"/>
+      </w:pPr>
+      <w:r>
+        <w:rPr>
+          <w:rFonts w:hint="eastAsia"/>
+          <w:lang w:val="zh-CN"/>
+        </w:rPr>
         <w:t xml:space="preserve">【由你决定公开什么】</w:t>
       </w:r>
     </w:p>
@@ -710,7 +699,7 @@
           <w:rFonts w:hint="eastAsia"/>
           <w:lang w:val="zh-CN"/>
         </w:rPr>
-        <w:t xml:space="preserve">橙光AI日记适合喜欢旅行、拍照和收藏回忆的你。选几张照片，从一次值得记住的出发开始。</w:t>
+        <w:t xml:space="preserve">AI旅行日记适合喜欢旅行、拍照和收藏回忆的你。选几张照片，从一次值得记住的出发开始。</w:t>
       </w:r>
     </w:p>
     <w:p>
@@ -757,7 +746,7 @@
         <w:rPr>
           <w:lang w:val="zh-CN"/>
         </w:rPr>
-        <w:t xml:space="preserve">Orange Glow helps turn travel photos into illustrated journals you can read, edit, and keep. Give your favorite moments a story beyond the camera roll.</w:t>
+        <w:t xml:space="preserve">AI Travel Diary helps turn travel photos into illustrated journals you can read, edit, and keep. Give your favorite moments a story beyond the camera roll.</w:t>
       </w:r>
     </w:p>
     <w:p>
@@ -868,6 +857,17 @@
           <w:lang w:val="zh-CN"/>
         </w:rPr>
         <w:t xml:space="preserve">Describe a scene and generate an AI image for your material library. Use it in a journal or postcard. Generated images are creative assets, not records of real photographs.</w:t>
+      </w:r>
+    </w:p>
+    <w:p>
+      <w:pPr>
+        <w:pStyle w:val="BodyText"/>
+      </w:pPr>
+      <w:r>
+        <w:rPr>
+          <w:lang w:val="zh-CN"/>
+        </w:rPr>
+        <w:t xml:space="preserve">Journals and AI images include origin notices. Postcards made with AI images retain a label when saved or shared.</w:t>
       </w:r>
     </w:p>
     <w:p>
@@ -1091,7 +1091,7 @@
           <w:rFonts w:hint="eastAsia"/>
           <w:lang w:val="zh-CN"/>
         </w:rPr>
-        <w:t xml:space="preserve">欢迎使用橙光AI日记！首个版本带来：</w:t>
+        <w:t xml:space="preserve">欢迎使用AI旅行日记！首个版本带来：</w:t>
       </w:r>
     </w:p>
     <w:p>
@@ -1195,7 +1195,7 @@
         <w:rPr>
           <w:lang w:val="zh-CN"/>
         </w:rPr>
-        <w:t xml:space="preserve">Welcome to Orange Glow! Our first release includes:</w:t>
+        <w:t xml:space="preserve">Welcome to Welcome to AI Travel Diary! Our first release includes:</w:t>
       </w:r>
     </w:p>
     <w:p>
@@ -1490,7 +1490,31 @@
           <w:rFonts w:hint="eastAsia"/>
           <w:lang w:val="zh-CN"/>
         </w:rPr>
-        <w:t xml:space="preserve">三类记忆花朵依据已保存日记的内容解锁，不由固定日记数量或里程碑直接授予。个人洞察报告仅在三类花朵全部获得后开放。城市印章仅在保存日记的有效地点匹配后解锁。</w:t>
+        <w:t xml:space="preserve">记忆花朵和洞察报告依服务端保存的真实成长、来源与授权状态展示或开放。城市印章仅在保存日记的有效地点匹配后解锁，审核不使用伪造解锁状态。</w:t>
+      </w:r>
+    </w:p>
+    <w:p>
+      <w:pPr>
+        <w:pStyle w:val="BodyText"/>
+      </w:pPr>
+      <w:r>
+        <w:rPr>
+          <w:rFonts w:hint="eastAsia"/>
+          <w:lang w:val="zh-CN"/>
+        </w:rPr>
+        <w:t xml:space="preserve">本应用提供AI生成合成能力。日记阅读、编辑及分享预览显示“含AI生成内容，可经用户编辑，请核对”；素材库中本应用生成的图片显示“AI生成”；使用这些图片的明信片显示“图片由AI生成”。生成图片文件包含可见水印及来源元数据，AI明信片保存和系统分享使用带标识的同一渲染结果。普通上传照片不会仅因文件名或画面风格被标为AI图片。来源标识不替代向第三方AI传输数据前的明确许可。</w:t>
+      </w:r>
+    </w:p>
+    <w:p>
+      <w:pPr>
+        <w:pStyle w:val="BodyText"/>
+      </w:pPr>
+      <w:r>
+        <w:rPr>
+          <w:rFonts w:hint="eastAsia"/>
+          <w:lang w:val="zh-CN"/>
+        </w:rPr>
+        <w:t xml:space="preserve">审核期间使用的正式服务为【待填：实际HTTPS服务域名】，隐私政策为【待填：无需登录可访问的政策网址】。提交前需验证正式构建的设备认证、文件授权、导出标识和第三方AI授权流程；本备注不代表上述验收已完成。</w:t>
       </w:r>
     </w:p>
     <w:p>
@@ -1646,7 +1670,29 @@
         <w:rPr>
           <w:lang w:val="zh-CN"/>
         </w:rPr>
-        <w:t xml:space="preserve">The three memory flower types are unlocked based on evidence in saved journal content, not a fixed entry count or milestone. Personal insights are available only after all three flower types are earned. City stamps require a matching valid location in a saved journal.</w:t>
+        <w:t xml:space="preserve">Memory flowers and insights are displayed or made available according to genuine backend growth, source, and authorization records. City stamps require a matching valid location in a saved journal. No fabricated unlock state is used for review.</w:t>
+      </w:r>
+    </w:p>
+    <w:p>
+      <w:pPr>
+        <w:pStyle w:val="BodyText"/>
+      </w:pPr>
+      <w:r>
+        <w:rPr>
+          <w:lang w:val="zh-CN"/>
+        </w:rPr>
+        <w:t xml:space="preserve">The app provides AI-generated content. Journal reading, editing, and sharing previews display an AI origin notice. Images generated by this app are labelled in the material library, and postcards using them display an AI-image notice. Generated image files include a visible watermark and origin metadata. AI postcards retain the label in the same rendered image used for saving and system sharing. Uploaded photos are not classified as AI images based on filenames or visual style. Origin labels do not replace explicit permission before transmitting personal data to third-party AI.</w:t>
+      </w:r>
+    </w:p>
+    <w:p>
+      <w:pPr>
+        <w:pStyle w:val="BodyText"/>
+      </w:pPr>
+      <w:r>
+        <w:rPr>
+          <w:lang w:val="zh-CN"/>
+        </w:rPr>
+        <w:t xml:space="preserve">The production service used during review is [actual HTTPS service domain], and the publicly accessible privacy policy is [actual privacy policy URL]. Device authentication, private image authorization, exported labels, and AI consent must be verified in the submitted production build before this note is used.</w:t>
       </w:r>
     </w:p>
     <w:p>
@@ -1828,7 +1874,7 @@
                 <w:rFonts w:hint="eastAsia"/>
                 <w:lang w:val="zh-CN"/>
               </w:rPr>
-              <w:t xml:space="preserve">橙光AI日记</w:t>
+              <w:t xml:space="preserve">AI旅行日记</w:t>
             </w:r>
           </w:p>
         </w:tc>
@@ -1887,7 +1933,7 @@
               <w:rPr>
                 <w:lang w:val="zh-CN"/>
               </w:rPr>
-              <w:t xml:space="preserve">Orange Glow AI Diary</w:t>
+              <w:t xml:space="preserve">AI Travel Diary</w:t>
             </w:r>
           </w:p>
         </w:tc>
@@ -3302,7 +3348,7 @@
           <w:rFonts w:hint="eastAsia"/>
           <w:lang w:val="zh-CN"/>
         </w:rPr>
-        <w:t xml:space="preserve">当前无注册流程，不编造测试账号。仍需确认设备所属内容的删除、保留期限及重装后的身份行为；如果后续开放账号创建，必须再核对应用内账号删除要求。</w:t>
+        <w:t xml:space="preserve">当前无需用户填写注册账号，但自动创建持久化设备身份。Apple删除FAQ覆盖自动创建的访客账号；须落实应用内发起身份及关联数据删除、保留期限与重装行为，不以无注册为由免除，也不编造审核账号。</w:t>
       </w:r>
     </w:p>
     <w:p>
@@ -3504,6 +3550,68 @@
           <w:bCs/>
           <w:lang w:val="zh-CN"/>
         </w:rPr>
+        <w:t xml:space="preserve">AI标识审核披露：</w:t>
+      </w:r>
+      <w:r>
+        <w:rPr>
+          <w:lang w:val="zh-CN"/>
+        </w:rPr>
+        <w:t xml:space="preserve"> </w:t>
+      </w:r>
+      <w:r>
+        <w:rPr>
+          <w:rFonts w:hint="eastAsia"/>
+          <w:lang w:val="zh-CN"/>
+        </w:rPr>
+        <w:t xml:space="preserve">说明提供游记、配图及衍生作品生成，标识的位置、导出保留方式、来源元数据及适用范围。中国大陆《人工智能生成合成内容标识办法》第七条要求分发平台核验相关材料；Apple官方5.1.2(i)明确第三方AI数据许可要求，本次未从Apple原文确认所有AI内容统一水印的独立条款，不能混为同一规则。</w:t>
+      </w:r>
+    </w:p>
+    <w:p>
+      <w:pPr>
+        <w:pStyle w:val="Compact"/>
+        <w:numPr>
+          <w:ilvl w:val="0"/>
+          <w:numId w:val="1006"/>
+        </w:numPr>
+      </w:pPr>
+      <w:r>
+        <w:rPr>
+          <w:rFonts w:hint="eastAsia"/>
+          <w:b/>
+          <w:bCs/>
+          <w:lang w:val="zh-CN"/>
+        </w:rPr>
+        <w:t xml:space="preserve">线上部署：</w:t>
+      </w:r>
+      <w:r>
+        <w:rPr>
+          <w:lang w:val="zh-CN"/>
+        </w:rPr>
+        <w:t xml:space="preserve"> </w:t>
+      </w:r>
+      <w:r>
+        <w:rPr>
+          <w:rFonts w:hint="eastAsia"/>
+          <w:lang w:val="zh-CN"/>
+        </w:rPr>
+        <w:t xml:space="preserve">确认API与图片实际域名、云商及备份地区、是否启用CDN/WAF/监控、生产日志、用户授权和删除流程、私有文件不公开、持久卷与恢复。域名和地区未提供，材料保持待填，不提前改为“已上线”。</w:t>
+      </w:r>
+    </w:p>
+    <w:p>
+      <w:pPr>
+        <w:pStyle w:val="Compact"/>
+        <w:numPr>
+          <w:ilvl w:val="0"/>
+          <w:numId w:val="1006"/>
+        </w:numPr>
+      </w:pPr>
+      <w:r>
+        <w:rPr>
+          <w:rFonts w:hint="eastAsia"/>
+          <w:b/>
+          <w:bCs/>
+          <w:lang w:val="zh-CN"/>
+        </w:rPr>
         <w:t xml:space="preserve">截图：</w:t>
       </w:r>
       <w:r>
@@ -3542,7 +3650,21 @@
           <w:rFonts w:hint="eastAsia"/>
           <w:lang w:val="zh-CN"/>
         </w:rPr>
-        <w:t xml:space="preserve">上述事项是本次材料制作时的静态核对结果，不是完整合规审计、真机测试或验收报告。本次不改动既有开发进度与验收台账。</w:t>
+        <w:t xml:space="preserve">上述事项是材料制作与本地实现时的核对结果，不是完整合规审计、真机测试或正式环境验收报告。AI标识开发和定向测试另记于</w:t>
+      </w:r>
+      <w:r>
+        <w:rPr>
+          <w:rStyle w:val="VerbatimChar"/>
+          <w:lang w:val="zh-CN"/>
+        </w:rPr>
+        <w:t xml:space="preserve">AI-LABEL-001</w:t>
+      </w:r>
+      <w:r>
+        <w:rPr>
+          <w:rFonts w:hint="eastAsia"/>
+          <w:lang w:val="zh-CN"/>
+        </w:rPr>
+        <w:t xml:space="preserve">任务及开发台账，不据此改写原验收通过统计。</w:t>
       </w:r>
     </w:p>
     <w:bookmarkEnd w:id="24"/>
@@ -3873,7 +3995,7 @@
               <w:rPr>
                 <w:lang w:val="zh-CN"/>
               </w:rPr>
-              <w:t xml:space="preserve">714</w:t>
+              <w:t xml:space="preserve">754</w:t>
             </w:r>
           </w:p>
         </w:tc>
@@ -3888,7 +4010,7 @@
               <w:rPr>
                 <w:lang w:val="zh-CN"/>
               </w:rPr>
-              <w:t xml:space="preserve">2245</w:t>
+              <w:t xml:space="preserve">2360</w:t>
             </w:r>
           </w:p>
         </w:tc>
@@ -4045,7 +4167,7 @@
     </w:p>
     <w:bookmarkEnd w:id="25"/>
     <w:bookmarkEnd w:id="26"/>
-    <w:bookmarkStart w:id="30" w:name="参考与依据"/>
+    <w:bookmarkStart w:id="32" w:name="参考与依据"/>
     <w:p>
       <w:pPr>
         <w:pStyle w:val="Heading1"/>
@@ -4332,6 +4454,76 @@
     </w:p>
     <w:p>
       <w:pPr>
+        <w:pStyle w:val="Compact"/>
+        <w:numPr>
+          <w:ilvl w:val="0"/>
+          <w:numId w:val="1007"/>
+        </w:numPr>
+      </w:pPr>
+      <w:r>
+        <w:rPr>
+          <w:lang w:val="zh-CN"/>
+        </w:rPr>
+        <w:t xml:space="preserve">Apple </w:t>
+      </w:r>
+      <w:r>
+        <w:rPr>
+          <w:rFonts w:hint="eastAsia"/>
+          <w:lang w:val="zh-CN"/>
+        </w:rPr>
+        <w:t xml:space="preserve">官方：</w:t>
+      </w:r>
+      <w:hyperlink r:id="rId30">
+        <w:r>
+          <w:rPr>
+            <w:rStyle w:val="Hyperlink"/>
+            <w:lang w:val="zh-CN"/>
+          </w:rPr>
+          <w:t xml:space="preserve">Offering account deletion in your app</w:t>
+        </w:r>
+      </w:hyperlink>
+      <w:r>
+        <w:rPr>
+          <w:lang w:val="zh-CN"/>
+        </w:rPr>
+        <w:t xml:space="preserve">。</w:t>
+      </w:r>
+    </w:p>
+    <w:p>
+      <w:pPr>
+        <w:pStyle w:val="Compact"/>
+        <w:numPr>
+          <w:ilvl w:val="0"/>
+          <w:numId w:val="1007"/>
+        </w:numPr>
+      </w:pPr>
+      <w:r>
+        <w:rPr>
+          <w:rFonts w:hint="eastAsia"/>
+          <w:lang w:val="zh-CN"/>
+        </w:rPr>
+        <w:t xml:space="preserve">中国网信网：</w:t>
+      </w:r>
+      <w:hyperlink r:id="rId31">
+        <w:r>
+          <w:rPr>
+            <w:rStyle w:val="Hyperlink"/>
+            <w:rFonts w:hint="eastAsia"/>
+            <w:lang w:val="zh-CN"/>
+          </w:rPr>
+          <w:t xml:space="preserve">人工智能生成合成内容标识办法</w:t>
+        </w:r>
+      </w:hyperlink>
+      <w:r>
+        <w:rPr>
+          <w:rFonts w:hint="eastAsia"/>
+          <w:lang w:val="zh-CN"/>
+        </w:rPr>
+        <w:t xml:space="preserve">，自2025年9月1日起施行，重点第四至八条。</w:t>
+      </w:r>
+    </w:p>
+    <w:p>
+      <w:pPr>
         <w:pStyle w:val="FirstParagraph"/>
       </w:pPr>
       <w:r>
@@ -4368,7 +4560,7 @@
         <w:t xml:space="preserve">官方最新要求为准。</w:t>
       </w:r>
     </w:p>
-    <w:bookmarkEnd w:id="30"/>
+    <w:bookmarkEnd w:id="32"/>
     <w:sectPr>
       <w:footnotePr>
         <w:numRestart w:val="eachSect"/>
